--- a/apps/api/assets/templates/hop-dong-thue-xe.docx
+++ b/apps/api/assets/templates/hop-dong-thue-xe.docx
@@ -664,6 +664,25 @@
         <w:jc w:val="both"/>
       </w:pPr>
       <w:r>
+        <w:t xml:space="preserve">– Hình thức thuê: </w:t>
+      </w:r>
+      <w:r>
+        <w:rPr>
+          <w:b/>
+          <w:bCs/>
+        </w:rPr>
+        <w:t xml:space="preserve">{hd.hinh_thuc}</w:t>
+      </w:r>
+      <w:r>
+        <w:t xml:space="preserve">.</w:t>
+      </w:r>
+    </w:p>
+    <w:p>
+      <w:pPr>
+        <w:spacing w:after="80" w:line="300"/>
+        <w:jc w:val="both"/>
+      </w:pPr>
+      <w:r>
         <w:t xml:space="preserve">– Đơn giá: </w:t>
       </w:r>
       <w:r>
@@ -683,6 +702,37 @@
       </w:r>
       <w:r>
         <w:t xml:space="preserve"> đồng/giờ.</w:t>
+      </w:r>
+    </w:p>
+    <w:p>
+      <w:r>
+        <w:t xml:space="preserve">{#co_gia_thang}</w:t>
+      </w:r>
+    </w:p>
+    <w:p>
+      <w:pPr>
+        <w:spacing w:after="80" w:line="300"/>
+        <w:jc w:val="both"/>
+      </w:pPr>
+      <w:r>
+        <w:t xml:space="preserve">– Thuê theo tháng: </w:t>
+      </w:r>
+      <w:r>
+        <w:t xml:space="preserve">{gia.thang}</w:t>
+      </w:r>
+      <w:r>
+        <w:t xml:space="preserve"> đồng/tháng dương lịch, giới hạn </w:t>
+      </w:r>
+      <w:r>
+        <w:t xml:space="preserve">{gia.km_thang}</w:t>
+      </w:r>
+      <w:r>
+        <w:t xml:space="preserve"> km/tháng; ngày lẻ tính bằng giá tháng chia 30.</w:t>
+      </w:r>
+    </w:p>
+    <w:p>
+      <w:r>
+        <w:t xml:space="preserve">{/co_gia_thang}</w:t>
       </w:r>
     </w:p>
     <w:p>

--- a/apps/api/assets/templates/hop-dong-thue-xe.docx
+++ b/apps/api/assets/templates/hop-dong-thue-xe.docx
@@ -1087,6 +1087,18 @@
       </w:r>
       <w:r>
         <w:t xml:space="preserve"> ngày kể từ ngày trả xe để đối soát vi phạm giao thông phát hiện qua hình ảnh (phạt nguội). Hết thời hạn này, Bên A hoàn trả số tiền giữ lại sau khi trừ các khoản phạt (nếu có).</w:t>
+      </w:r>
+    </w:p>
+    <w:p>
+      <w:pPr>
+        <w:spacing w:after="80" w:line="300"/>
+        <w:jc w:val="both"/>
+      </w:pPr>
+      <w:r>
+        <w:t xml:space="preserve">– Bên B hủy thuê trước khi nhận xe: </w:t>
+      </w:r>
+      <w:r>
+        <w:t xml:space="preserve">{tien.chinh_sach_huy}</w:t>
       </w:r>
     </w:p>
     <w:p>

--- a/apps/api/assets/templates/hop-dong-thue-xe.docx
+++ b/apps/api/assets/templates/hop-dong-thue-xe.docx
@@ -977,6 +977,31 @@
       </w:r>
       <w:r>
         <w:t xml:space="preserve"> đồng/km; xăng dầu, vệ sinh, phí cầu đường (nếu có) tính theo thực tế.</w:t>
+      </w:r>
+    </w:p>
+    <w:p>
+      <w:r>
+        <w:t xml:space="preserve">{#co_sac}</w:t>
+      </w:r>
+    </w:p>
+    <w:p>
+      <w:pPr>
+        <w:spacing w:after="80" w:line="300"/>
+        <w:jc w:val="both"/>
+      </w:pPr>
+      <w:r>
+        <w:t xml:space="preserve">– Sạc pin (xe điện): </w:t>
+      </w:r>
+      <w:r>
+        <w:t xml:space="preserve">{gia.sac}</w:t>
+      </w:r>
+      <w:r>
+        <w:t xml:space="preserve">.</w:t>
+      </w:r>
+    </w:p>
+    <w:p>
+      <w:r>
+        <w:t xml:space="preserve">{/co_sac}</w:t>
       </w:r>
     </w:p>
     <w:p>

--- a/apps/api/assets/templates/hop-dong-thue-xe.docx
+++ b/apps/api/assets/templates/hop-dong-thue-xe.docx
@@ -1017,6 +1017,11 @@
       </w:r>
     </w:p>
     <w:p>
+      <w:r>
+        <w:t xml:space="preserve">{#co_coc}</w:t>
+      </w:r>
+    </w:p>
+    <w:p>
       <w:pPr>
         <w:spacing w:after="80" w:line="300"/>
         <w:jc w:val="both"/>
@@ -1047,6 +1052,30 @@
     </w:p>
     <w:p>
       <w:r>
+        <w:t xml:space="preserve">{/co_coc}</w:t>
+      </w:r>
+    </w:p>
+    <w:p>
+      <w:r>
+        <w:t xml:space="preserve">{^co_coc}</w:t>
+      </w:r>
+    </w:p>
+    <w:p>
+      <w:pPr>
+        <w:spacing w:after="80" w:line="300"/>
+        <w:jc w:val="both"/>
+      </w:pPr>
+      <w:r>
+        <w:t xml:space="preserve">– Bên B không phải đặt cọc bằng tiền.</w:t>
+      </w:r>
+    </w:p>
+    <w:p>
+      <w:r>
+        <w:t xml:space="preserve">{/co_coc}</w:t>
+      </w:r>
+    </w:p>
+    <w:p>
+      <w:r>
         <w:t xml:space="preserve">{#co_the_chap}</w:t>
       </w:r>
     </w:p>
@@ -1094,24 +1123,76 @@
       </w:r>
     </w:p>
     <w:p>
-      <w:pPr>
-        <w:spacing w:after="80" w:line="300"/>
-        <w:jc w:val="both"/>
-      </w:pPr>
-      <w:r>
-        <w:t xml:space="preserve">– Khi trả xe, tiền cọc được dùng để cấn trừ các khoản Bên B còn phải thanh toán. Bên A được giữ lại </w:t>
-      </w:r>
-      <w:r>
+      <w:r>
+        <w:t xml:space="preserve">{#co_coc}</w:t>
+      </w:r>
+    </w:p>
+    <w:p>
+      <w:pPr>
+        <w:spacing w:after="80" w:line="300"/>
+        <w:jc w:val="both"/>
+      </w:pPr>
+      <w:r>
+        <w:t xml:space="preserve">– Khi trả xe, tiền cọc được dùng để cấn trừ các khoản Bên B còn phải thanh toán.</w:t>
+      </w:r>
+    </w:p>
+    <w:p>
+      <w:r>
+        <w:t xml:space="preserve">{/co_coc}</w:t>
+      </w:r>
+    </w:p>
+    <w:p>
+      <w:r>
+        <w:t xml:space="preserve">{#co_giu_coc}</w:t>
+      </w:r>
+    </w:p>
+    <w:p>
+      <w:pPr>
+        <w:spacing w:after="80" w:line="300"/>
+        <w:jc w:val="both"/>
+      </w:pPr>
+      <w:r>
+        <w:t xml:space="preserve">– Bên A được giữ lại </w:t>
+      </w:r>
+      <w:r>
+        <w:rPr>
+          <w:b/>
+          <w:bCs/>
+        </w:rPr>
         <w:t xml:space="preserve">{tien.giu_coc}</w:t>
       </w:r>
       <w:r>
-        <w:t xml:space="preserve"> đồng trong </w:t>
+        <w:t xml:space="preserve"> đồng tiền cọc trong </w:t>
       </w:r>
       <w:r>
         <w:t xml:space="preserve">{tien.giu_coc_ngay}</w:t>
       </w:r>
       <w:r>
         <w:t xml:space="preserve"> ngày kể từ ngày trả xe để đối soát vi phạm giao thông phát hiện qua hình ảnh (phạt nguội). Hết thời hạn này, Bên A hoàn trả số tiền giữ lại sau khi trừ các khoản phạt (nếu có).</w:t>
+      </w:r>
+    </w:p>
+    <w:p>
+      <w:r>
+        <w:t xml:space="preserve">{/co_giu_coc}</w:t>
+      </w:r>
+    </w:p>
+    <w:p>
+      <w:r>
+        <w:t xml:space="preserve">{^co_giu_coc}</w:t>
+      </w:r>
+    </w:p>
+    <w:p>
+      <w:pPr>
+        <w:spacing w:after="80" w:line="300"/>
+        <w:jc w:val="both"/>
+      </w:pPr>
+      <w:r>
+        <w:t xml:space="preserve">– Vi phạm giao thông phát hiện qua hình ảnh (phạt nguội) sau khi trả xe vẫn do Bên B chịu trách nhiệm theo khoản 3 Điều 6.</w:t>
+      </w:r>
+    </w:p>
+    <w:p>
+      <w:r>
+        <w:t xml:space="preserve">{/co_giu_coc}</w:t>
       </w:r>
     </w:p>
     <w:p>
